--- a/zhs/docx/070.content.docx
+++ b/zhs/docx/070.content.docx
@@ -205,36 +205,24 @@
           <w:lang w:val="zh_CN" w:bidi="zh_CN"/>
         </w:rPr>
       </w:r>
-      <w:hyperlink r:id="rId13">
-        <w:r>
-          <w:rPr>
-            <w:lang w:val="zh_CN" w:bidi="zh_CN"/>
-          </w:rPr>
-          <w:rPr>
-            <w:color w:val="0000EE"/>
-            <w:u w:val="single"/>
-          </w:rPr>
-          <w:t>律法教师</w:t>
-        </w:r>
-      </w:hyperlink>
+      <w:r>
+        <w:rPr>
+          <w:lang w:val="zh_CN" w:bidi="zh_CN"/>
+        </w:rPr>
+        <w:t>律法教师</w:t>
+      </w:r>
       <w:r>
         <w:rPr>
           <w:lang w:val="zh_CN" w:bidi="zh_CN"/>
         </w:rPr>
         <w:t>是一群宗教领袖，他们是神的</w:t>
       </w:r>
-      <w:hyperlink r:id="rId14">
-        <w:r>
-          <w:rPr>
-            <w:lang w:val="zh_CN" w:bidi="zh_CN"/>
-          </w:rPr>
-          <w:rPr>
-            <w:color w:val="0000EE"/>
-            <w:u w:val="single"/>
-          </w:rPr>
-          <w:t>律法</w:t>
-        </w:r>
-      </w:hyperlink>
+      <w:r>
+        <w:rPr>
+          <w:lang w:val="zh_CN" w:bidi="zh_CN"/>
+        </w:rPr>
+        <w:t>律法</w:t>
+      </w:r>
       <w:r>
         <w:rPr>
           <w:lang w:val="zh_CN" w:bidi="zh_CN"/>
@@ -255,36 +243,24 @@
         </w:rPr>
         <w:t>律法是神在旧约前五卷书中赐给</w:t>
       </w:r>
-      <w:hyperlink r:id="rId15">
-        <w:r>
-          <w:rPr>
-            <w:lang w:val="zh_CN" w:bidi="zh_CN"/>
-          </w:rPr>
-          <w:rPr>
-            <w:color w:val="0000EE"/>
-            <w:u w:val="single"/>
-          </w:rPr>
-          <w:t>以色列人</w:t>
-        </w:r>
-      </w:hyperlink>
+      <w:r>
+        <w:rPr>
+          <w:lang w:val="zh_CN" w:bidi="zh_CN"/>
+        </w:rPr>
+        <w:t>以色列人</w:t>
+      </w:r>
       <w:r>
         <w:rPr>
           <w:lang w:val="zh_CN" w:bidi="zh_CN"/>
         </w:rPr>
         <w:t>的一系列指示，但律法教师也教导所有</w:t>
       </w:r>
-      <w:hyperlink r:id="rId16">
-        <w:r>
-          <w:rPr>
-            <w:lang w:val="zh_CN" w:bidi="zh_CN"/>
-          </w:rPr>
-          <w:rPr>
-            <w:color w:val="0000EE"/>
-            <w:u w:val="single"/>
-          </w:rPr>
-          <w:t>经文</w:t>
-        </w:r>
-      </w:hyperlink>
+      <w:r>
+        <w:rPr>
+          <w:lang w:val="zh_CN" w:bidi="zh_CN"/>
+        </w:rPr>
+        <w:t>经文</w:t>
+      </w:r>
       <w:r>
         <w:rPr>
           <w:lang w:val="zh_CN" w:bidi="zh_CN"/>
@@ -319,54 +295,36 @@
         </w:rPr>
         <w:t>在新约时代，律法教师是社区中非常重要的人。 人们对他们表现出极大的尊重，并经常称他们为"</w:t>
       </w:r>
-      <w:hyperlink r:id="rId17">
-        <w:r>
-          <w:rPr>
-            <w:lang w:val="zh_CN" w:bidi="zh_CN"/>
-          </w:rPr>
-          <w:rPr>
-            <w:color w:val="0000EE"/>
-            <w:u w:val="single"/>
-          </w:rPr>
-          <w:t>拉比</w:t>
-        </w:r>
-      </w:hyperlink>
+      <w:r>
+        <w:rPr>
+          <w:lang w:val="zh_CN" w:bidi="zh_CN"/>
+        </w:rPr>
+        <w:t>拉比</w:t>
+      </w:r>
       <w:r>
         <w:rPr>
           <w:lang w:val="zh_CN" w:bidi="zh_CN"/>
         </w:rPr>
         <w:t xml:space="preserve">"，这是一个用来称呼重要宗教教师的称号。 </w:t>
       </w:r>
-      <w:hyperlink r:id="rId18">
-        <w:r>
-          <w:rPr>
-            <w:lang w:val="zh_CN" w:bidi="zh_CN"/>
-          </w:rPr>
-          <w:rPr>
-            <w:color w:val="0000EE"/>
-            <w:u w:val="single"/>
-          </w:rPr>
-          <w:t>公会</w:t>
-        </w:r>
-      </w:hyperlink>
+      <w:r>
+        <w:rPr>
+          <w:lang w:val="zh_CN" w:bidi="zh_CN"/>
+        </w:rPr>
+        <w:t>公会</w:t>
+      </w:r>
       <w:r>
         <w:rPr>
           <w:lang w:val="zh_CN" w:bidi="zh_CN"/>
         </w:rPr>
         <w:t>——即</w:t>
       </w:r>
-      <w:hyperlink r:id="rId19">
-        <w:r>
-          <w:rPr>
-            <w:lang w:val="zh_CN" w:bidi="zh_CN"/>
-          </w:rPr>
-          <w:rPr>
-            <w:color w:val="0000EE"/>
-            <w:u w:val="single"/>
-          </w:rPr>
-          <w:t>犹太人</w:t>
-        </w:r>
-      </w:hyperlink>
+      <w:r>
+        <w:rPr>
+          <w:lang w:val="zh_CN" w:bidi="zh_CN"/>
+        </w:rPr>
+        <w:t>犹太人</w:t>
+      </w:r>
       <w:r>
         <w:rPr>
           <w:lang w:val="zh_CN" w:bidi="zh_CN"/>
@@ -496,7 +454,7 @@
           <w:lang w:val="zh_CN" w:bidi="zh_CN"/>
         </w:rPr>
       </w:r>
-      <w:hyperlink r:id="rId20">
+      <w:hyperlink r:id="rId13">
         <w:r>
           <w:rPr>
             <w:lang w:val="zh_CN" w:bidi="zh_CN"/>

--- a/zhs/docx/070.content.docx
+++ b/zhs/docx/070.content.docx
@@ -400,77 +400,6 @@
           <w:lang w:val="zh_CN" w:bidi="zh_CN"/>
         </w:rPr>
         <w:t>你不应该使用让听众误以为这些人在教导国家的律法的词语。 也许你可以使用一个短语，比如"宗教律法教师"，或"宗教律法专家"，或"圣经专家"。</w:t>
-      </w:r>
-      <w:r>
-        <w:rPr>
-          <w:lang w:val="zh_CN" w:bidi="zh_CN"/>
-        </w:rPr>
-      </w:r>
-      <w:r>
-        <w:rPr>
-          <w:lang w:val="zh_CN" w:bidi="zh_CN"/>
-        </w:rPr>
-      </w:r>
-    </w:p>
-    <w:p>
-      <w:pPr/>
-      <w:r>
-        <w:rPr>
-          <w:lang w:val="zh_CN" w:bidi="zh_CN"/>
-        </w:rPr>
-      </w:r>
-    </w:p>
-    <w:p>
-      <w:pPr>
-        <w:pStyle w:val="Heading2"/>
-      </w:pPr>
-      <w:r>
-        <w:rPr>
-          <w:lang w:val="zh_CN" w:bidi="zh_CN"/>
-        </w:rPr>
-        <w:t>文士</w:t>
-      </w:r>
-      <w:r>
-        <w:rPr>
-          <w:lang w:val="zh_CN" w:bidi="zh_CN"/>
-        </w:rPr>
-      </w:r>
-    </w:p>
-    <w:p>
-      <w:pPr>
-        <w:pStyle w:val="Heading4"/>
-      </w:pPr>
-      <w:r>
-        <w:rPr>
-          <w:lang w:val="zh_CN" w:bidi="zh_CN"/>
-        </w:rPr>
-        <w:t>Audio Content</w:t>
-      </w:r>
-    </w:p>
-    <w:p>
-      <w:pPr/>
-      <w:r>
-        <w:rPr>
-          <w:lang w:val="zh_CN" w:bidi="zh_CN"/>
-        </w:rPr>
-      </w:r>
-      <w:hyperlink r:id="rId13">
-        <w:r>
-          <w:rPr>
-            <w:lang w:val="zh_CN" w:bidi="zh_CN"/>
-          </w:rPr>
-          <w:rPr>
-            <w:color w:val="0000EE"/>
-            <w:u w:val="single"/>
-          </w:rPr>
-          <w:t>mp3 file</w:t>
-        </w:r>
-      </w:hyperlink>
-      <w:r>
-        <w:rPr>
-          <w:lang w:val="zh_CN" w:bidi="zh_CN"/>
-        </w:rPr>
-        <w:t xml:space="preserve"> (None KB)</w:t>
       </w:r>
       <w:r>
         <w:rPr>

--- a/zhs/docx/070.content.docx
+++ b/zhs/docx/070.content.docx
@@ -205,24 +205,36 @@
           <w:lang w:val="zh_CN" w:bidi="zh_CN"/>
         </w:rPr>
       </w:r>
-      <w:r>
-        <w:rPr>
-          <w:lang w:val="zh_CN" w:bidi="zh_CN"/>
-        </w:rPr>
-        <w:t>律法教师</w:t>
-      </w:r>
+      <w:hyperlink r:id="rId13">
+        <w:r>
+          <w:rPr>
+            <w:lang w:val="zh_CN" w:bidi="zh_CN"/>
+          </w:rPr>
+          <w:rPr>
+            <w:color w:val="0000EE"/>
+            <w:u w:val="single"/>
+          </w:rPr>
+          <w:t>律法教师</w:t>
+        </w:r>
+      </w:hyperlink>
       <w:r>
         <w:rPr>
           <w:lang w:val="zh_CN" w:bidi="zh_CN"/>
         </w:rPr>
         <w:t>是一群宗教领袖，他们是神的</w:t>
       </w:r>
-      <w:r>
-        <w:rPr>
-          <w:lang w:val="zh_CN" w:bidi="zh_CN"/>
-        </w:rPr>
-        <w:t>律法</w:t>
-      </w:r>
+      <w:hyperlink r:id="rId14">
+        <w:r>
+          <w:rPr>
+            <w:lang w:val="zh_CN" w:bidi="zh_CN"/>
+          </w:rPr>
+          <w:rPr>
+            <w:color w:val="0000EE"/>
+            <w:u w:val="single"/>
+          </w:rPr>
+          <w:t>律法</w:t>
+        </w:r>
+      </w:hyperlink>
       <w:r>
         <w:rPr>
           <w:lang w:val="zh_CN" w:bidi="zh_CN"/>
@@ -243,24 +255,36 @@
         </w:rPr>
         <w:t>律法是神在旧约前五卷书中赐给</w:t>
       </w:r>
-      <w:r>
-        <w:rPr>
-          <w:lang w:val="zh_CN" w:bidi="zh_CN"/>
-        </w:rPr>
-        <w:t>以色列人</w:t>
-      </w:r>
+      <w:hyperlink r:id="rId15">
+        <w:r>
+          <w:rPr>
+            <w:lang w:val="zh_CN" w:bidi="zh_CN"/>
+          </w:rPr>
+          <w:rPr>
+            <w:color w:val="0000EE"/>
+            <w:u w:val="single"/>
+          </w:rPr>
+          <w:t>以色列人</w:t>
+        </w:r>
+      </w:hyperlink>
       <w:r>
         <w:rPr>
           <w:lang w:val="zh_CN" w:bidi="zh_CN"/>
         </w:rPr>
         <w:t>的一系列指示，但律法教师也教导所有</w:t>
       </w:r>
-      <w:r>
-        <w:rPr>
-          <w:lang w:val="zh_CN" w:bidi="zh_CN"/>
-        </w:rPr>
-        <w:t>经文</w:t>
-      </w:r>
+      <w:hyperlink r:id="rId16">
+        <w:r>
+          <w:rPr>
+            <w:lang w:val="zh_CN" w:bidi="zh_CN"/>
+          </w:rPr>
+          <w:rPr>
+            <w:color w:val="0000EE"/>
+            <w:u w:val="single"/>
+          </w:rPr>
+          <w:t>经文</w:t>
+        </w:r>
+      </w:hyperlink>
       <w:r>
         <w:rPr>
           <w:lang w:val="zh_CN" w:bidi="zh_CN"/>
@@ -295,36 +319,54 @@
         </w:rPr>
         <w:t>在新约时代，律法教师是社区中非常重要的人。 人们对他们表现出极大的尊重，并经常称他们为"</w:t>
       </w:r>
-      <w:r>
-        <w:rPr>
-          <w:lang w:val="zh_CN" w:bidi="zh_CN"/>
-        </w:rPr>
-        <w:t>拉比</w:t>
-      </w:r>
+      <w:hyperlink r:id="rId17">
+        <w:r>
+          <w:rPr>
+            <w:lang w:val="zh_CN" w:bidi="zh_CN"/>
+          </w:rPr>
+          <w:rPr>
+            <w:color w:val="0000EE"/>
+            <w:u w:val="single"/>
+          </w:rPr>
+          <w:t>拉比</w:t>
+        </w:r>
+      </w:hyperlink>
       <w:r>
         <w:rPr>
           <w:lang w:val="zh_CN" w:bidi="zh_CN"/>
         </w:rPr>
         <w:t xml:space="preserve">"，这是一个用来称呼重要宗教教师的称号。 </w:t>
       </w:r>
-      <w:r>
-        <w:rPr>
-          <w:lang w:val="zh_CN" w:bidi="zh_CN"/>
-        </w:rPr>
-        <w:t>公会</w:t>
-      </w:r>
+      <w:hyperlink r:id="rId18">
+        <w:r>
+          <w:rPr>
+            <w:lang w:val="zh_CN" w:bidi="zh_CN"/>
+          </w:rPr>
+          <w:rPr>
+            <w:color w:val="0000EE"/>
+            <w:u w:val="single"/>
+          </w:rPr>
+          <w:t>公会</w:t>
+        </w:r>
+      </w:hyperlink>
       <w:r>
         <w:rPr>
           <w:lang w:val="zh_CN" w:bidi="zh_CN"/>
         </w:rPr>
         <w:t>——即</w:t>
       </w:r>
-      <w:r>
-        <w:rPr>
-          <w:lang w:val="zh_CN" w:bidi="zh_CN"/>
-        </w:rPr>
-        <w:t>犹太人</w:t>
-      </w:r>
+      <w:hyperlink r:id="rId19">
+        <w:r>
+          <w:rPr>
+            <w:lang w:val="zh_CN" w:bidi="zh_CN"/>
+          </w:rPr>
+          <w:rPr>
+            <w:color w:val="0000EE"/>
+            <w:u w:val="single"/>
+          </w:rPr>
+          <w:t>犹太人</w:t>
+        </w:r>
+      </w:hyperlink>
       <w:r>
         <w:rPr>
           <w:lang w:val="zh_CN" w:bidi="zh_CN"/>
